--- a/docs/preview/Oct13_session2_materials.docx
+++ b/docs/preview/Oct13_session2_materials.docx
@@ -98,7 +98,7 @@
           <w:szCs w:val="18"/>
           <w:color w:val="545860"/>
         </w:rPr>
-        <w:t xml:space="preserve">Fictional GreenWaste case | invented figures</w:t>
+        <w:t xml:space="preserve">GreenWaste is a fictional training case.</w:t>
       </w:r>
     </w:p>
     <w:p>
@@ -2158,7 +2158,7 @@
           <w:szCs w:val="18"/>
           <w:color w:val="545860"/>
         </w:rPr>
-        <w:t xml:space="preserve">Fictional GreenWaste case | invented figures</w:t>
+        <w:t xml:space="preserve">GreenWaste is a fictional training case.</w:t>
       </w:r>
     </w:p>
     <w:p>
@@ -4155,7 +4155,7 @@
           <w:szCs w:val="18"/>
           <w:color w:val="545860"/>
         </w:rPr>
-        <w:t xml:space="preserve">Fictional GreenWaste case | invented figures</w:t>
+        <w:t xml:space="preserve">GreenWaste is a fictional training case.</w:t>
       </w:r>
     </w:p>
     <w:p>
@@ -6152,7 +6152,7 @@
           <w:szCs w:val="18"/>
           <w:color w:val="545860"/>
         </w:rPr>
-        <w:t xml:space="preserve">Fictional GreenWaste case | invented figures</w:t>
+        <w:t xml:space="preserve">GreenWaste is a fictional training case.</w:t>
       </w:r>
     </w:p>
     <w:p>
@@ -8149,7 +8149,7 @@
           <w:szCs w:val="18"/>
           <w:color w:val="545860"/>
         </w:rPr>
-        <w:t xml:space="preserve">Fictional GreenWaste case | invented figures</w:t>
+        <w:t xml:space="preserve">GreenWaste is a fictional training case.</w:t>
       </w:r>
     </w:p>
     <w:p>
@@ -10146,7 +10146,7 @@
           <w:szCs w:val="18"/>
           <w:color w:val="545860"/>
         </w:rPr>
-        <w:t xml:space="preserve">Fictional GreenWaste case | invented figures</w:t>
+        <w:t xml:space="preserve">GreenWaste is a fictional training case.</w:t>
       </w:r>
     </w:p>
     <w:p>
@@ -12143,7 +12143,7 @@
           <w:szCs w:val="18"/>
           <w:color w:val="545860"/>
         </w:rPr>
-        <w:t xml:space="preserve">Fictional GreenWaste case | invented figures</w:t>
+        <w:t xml:space="preserve">GreenWaste is a fictional training case.</w:t>
       </w:r>
     </w:p>
     <w:p>
@@ -14140,7 +14140,7 @@
           <w:szCs w:val="18"/>
           <w:color w:val="545860"/>
         </w:rPr>
-        <w:t xml:space="preserve">Fictional GreenWaste case | invented figures</w:t>
+        <w:t xml:space="preserve">GreenWaste is a fictional training case.</w:t>
       </w:r>
     </w:p>
     <w:p>
@@ -16137,7 +16137,7 @@
           <w:szCs w:val="18"/>
           <w:color w:val="545860"/>
         </w:rPr>
-        <w:t xml:space="preserve">Fictional GreenWaste case | invented figures</w:t>
+        <w:t xml:space="preserve">GreenWaste is a fictional training case.</w:t>
       </w:r>
     </w:p>
     <w:p>
